--- a/assets/Afolabi_Oluwafunmise_Janet_CV.docx
+++ b/assets/Afolabi_Oluwafunmise_Janet_CV.docx
@@ -16,7 +16,7 @@
           <w:sz w:val="52"/>
           <w:szCs w:val="52"/>
         </w:rPr>
-        <w:t xml:space="preserve">AFOLABI OLUWAFUNMISE </w:t>
+        <w:t>AFOLABI OLUWAFUNMISE JANET</w:t>
       </w:r>
     </w:p>
     <w:p>
@@ -107,37 +107,50 @@
         <w:jc w:val="both"/>
       </w:pPr>
       <w:r>
-        <w:t>Analytical and results-driven</w:t>
-      </w:r>
-      <w:r>
-        <w:t xml:space="preserve"> B.sc</w:t>
-      </w:r>
-      <w:r>
-        <w:t xml:space="preserve"> Economics graduate with hands</w:t>
+        <w:t>Analytical and results-driven Economics graduate with hands-on experience in</w:t>
       </w:r>
       <w:r>
         <w:t xml:space="preserve"> </w:t>
       </w:r>
       <w:r>
-        <w:t>on experience in financial analysis, data analytics, financial modelling, and business intelligence reporting. Proficient in SQL, Microsoft Power BI, Python, and Advanced Excel, with a proven ability to extract, clean, and transform data into actionable insights that support strategic decision-making. Experienced in building interactive dashboards, developing financial models, conducting variance analysis, and producing financial reports. Demonstrates strong attention to detail, integrity, and a proactive approach to continuous learning. Committed to leveraging data-driven thinking to drive organi</w:t>
-      </w:r>
-      <w:r>
-        <w:t>z</w:t>
-      </w:r>
-      <w:r>
-        <w:t xml:space="preserve">ational performance and support financial </w:t>
-      </w:r>
-      <w:r>
-        <w:t>operations</w:t>
-      </w:r>
-      <w:r>
-        <w:t>.</w:t>
-      </w:r>
-    </w:p>
-    <w:p>
-      <w:pPr>
-        <w:spacing w:after="40"/>
-      </w:pPr>
+        <w:t xml:space="preserve">data analytics, financial </w:t>
+      </w:r>
+      <w:r>
+        <w:t>analysis</w:t>
+      </w:r>
+      <w:r>
+        <w:t xml:space="preserve">, and business intelligence reporting. </w:t>
+      </w:r>
+      <w:r>
+        <w:t xml:space="preserve">Built and deployed 4 interactive dashboards in Microsoft Power BI, </w:t>
+      </w:r>
+      <w:r>
+        <w:t>analyzed</w:t>
+      </w:r>
+      <w:r>
+        <w:t xml:space="preserve"> datasets of over 9,000 records, and contributed to financial statements analysis, </w:t>
+      </w:r>
+      <w:r>
+        <w:t xml:space="preserve">that </w:t>
+      </w:r>
+      <w:r>
+        <w:t>support</w:t>
+      </w:r>
+      <w:r>
+        <w:t>ed</w:t>
+      </w:r>
+      <w:r>
+        <w:t xml:space="preserve"> strategic decision-maki</w:t>
+      </w:r>
+      <w:r>
+        <w:t xml:space="preserve">ng. </w:t>
+      </w:r>
+      <w:r>
+        <w:t>Proficient in SQL, Microsoft Power BI, and Advanced Excel, with a proven ability to extract, clean, and transform data into actionable insights</w:t>
+      </w:r>
+      <w:r>
+        <w:t>. Committed to leveraging data-driven thinking to drive organizational performance.</w:t>
+      </w:r>
     </w:p>
     <w:p>
       <w:pPr>
@@ -196,10 +209,13 @@
         <w:t xml:space="preserve">Financial Skills: </w:t>
       </w:r>
       <w:r>
-        <w:t xml:space="preserve">Financial Modelling | Financial Reporting | Financial Statement Analysis </w:t>
-      </w:r>
-      <w:r>
-        <w:t>| Variance Analysis</w:t>
+        <w:t>Financ</w:t>
+      </w:r>
+      <w:r>
+        <w:t xml:space="preserve">ial </w:t>
+      </w:r>
+      <w:r>
+        <w:t xml:space="preserve">Reporting | Variance Analysis | Financial Statement Analysis </w:t>
       </w:r>
     </w:p>
     <w:p>
@@ -215,13 +231,13 @@
         <w:t xml:space="preserve">Data Skills: </w:t>
       </w:r>
       <w:r>
-        <w:t>Data Extraction &amp; Transformation | Exploratory Data Analysis (EDA) | Dashboard Development | Data Visuali</w:t>
-      </w:r>
-      <w:r>
-        <w:t>z</w:t>
-      </w:r>
-      <w:r>
-        <w:t>ation | Business Intelligence Reporting</w:t>
+        <w:t xml:space="preserve">Data Extraction &amp; Transformation | Exploratory Data Analysis (EDA) | Dashboard Development | Data </w:t>
+      </w:r>
+      <w:r>
+        <w:t>Visualization</w:t>
+      </w:r>
+      <w:r>
+        <w:t xml:space="preserve"> | Business Intelligence Reporting</w:t>
       </w:r>
     </w:p>
     <w:p>
@@ -323,7 +339,114 @@
           <w:sz w:val="19"/>
           <w:szCs w:val="19"/>
         </w:rPr>
-        <w:t>January</w:t>
+        <w:t>February 2026 – March 2026</w:t>
+      </w:r>
+    </w:p>
+    <w:p>
+      <w:pPr>
+        <w:pStyle w:val="ListParagraph"/>
+        <w:numPr>
+          <w:ilvl w:val="0"/>
+          <w:numId w:val="3"/>
+        </w:numPr>
+        <w:spacing w:before="40" w:after="40"/>
+      </w:pPr>
+      <w:r>
+        <w:t>A</w:t>
+      </w:r>
+      <w:r>
+        <w:t xml:space="preserve">ssisted in analyzing </w:t>
+      </w:r>
+      <w:r>
+        <w:t xml:space="preserve">3 </w:t>
+      </w:r>
+      <w:r>
+        <w:t>financial statements to identify trends, variances, and performance gaps, providing actionable insights to support management decision-making.</w:t>
+      </w:r>
+    </w:p>
+    <w:p>
+      <w:pPr>
+        <w:pStyle w:val="ListParagraph"/>
+        <w:numPr>
+          <w:ilvl w:val="0"/>
+          <w:numId w:val="3"/>
+        </w:numPr>
+        <w:spacing w:before="40" w:after="40"/>
+      </w:pPr>
+      <w:r>
+        <w:t xml:space="preserve">Assisted in producing accurate financial reports </w:t>
+      </w:r>
+      <w:r>
+        <w:t>summarizing</w:t>
+      </w:r>
+      <w:r>
+        <w:t xml:space="preserve"> key business metrics, revenue performance, and cost drivers.</w:t>
+      </w:r>
+    </w:p>
+    <w:p>
+      <w:pPr>
+        <w:pStyle w:val="ListParagraph"/>
+        <w:numPr>
+          <w:ilvl w:val="0"/>
+          <w:numId w:val="3"/>
+        </w:numPr>
+        <w:spacing w:before="40" w:after="40"/>
+      </w:pPr>
+      <w:r>
+        <w:t>Collaborated with cross-functional teams to gather data inputs and ensure the accuracy and integrity of financial information.</w:t>
+      </w:r>
+    </w:p>
+    <w:p>
+      <w:pPr>
+        <w:spacing w:after="60"/>
+      </w:pPr>
+    </w:p>
+    <w:p>
+      <w:pPr>
+        <w:tabs>
+          <w:tab w:val="right" w:pos="9026"/>
+        </w:tabs>
+        <w:spacing w:before="160" w:after="20"/>
+      </w:pPr>
+      <w:r>
+        <w:rPr>
+          <w:b/>
+          <w:bCs/>
+          <w:color w:val="1B3A5C"/>
+          <w:sz w:val="22"/>
+          <w:szCs w:val="22"/>
+        </w:rPr>
+        <w:t>Data Analyst Intern</w:t>
+      </w:r>
+      <w:r>
+        <w:rPr>
+          <w:color w:val="555555"/>
+        </w:rPr>
+        <w:t xml:space="preserve"> | </w:t>
+      </w:r>
+      <w:r>
+        <w:rPr>
+          <w:b/>
+          <w:bCs/>
+        </w:rPr>
+        <w:t>Tech</w:t>
+      </w:r>
+      <w:r>
+        <w:rPr>
+          <w:b/>
+          <w:bCs/>
+        </w:rPr>
+        <w:t>C</w:t>
+      </w:r>
+      <w:r>
+        <w:rPr>
+          <w:b/>
+          <w:bCs/>
+        </w:rPr>
+        <w:t>rush</w:t>
+      </w:r>
+      <w:r>
+        <w:tab/>
       </w:r>
       <w:r>
         <w:rPr>
@@ -333,7 +456,151 @@
           <w:sz w:val="19"/>
           <w:szCs w:val="19"/>
         </w:rPr>
-        <w:t xml:space="preserve"> 2026 – </w:t>
+        <w:t>October 2025 – January 2026</w:t>
+      </w:r>
+    </w:p>
+    <w:p>
+      <w:pPr>
+        <w:pStyle w:val="ListParagraph"/>
+        <w:numPr>
+          <w:ilvl w:val="0"/>
+          <w:numId w:val="4"/>
+        </w:numPr>
+        <w:spacing w:before="40" w:after="40"/>
+      </w:pPr>
+      <w:r>
+        <w:t>Designed and deployed</w:t>
+      </w:r>
+      <w:r>
+        <w:t xml:space="preserve"> 4</w:t>
+      </w:r>
+      <w:r>
+        <w:t xml:space="preserve"> interactive dashboard</w:t>
+      </w:r>
+      <w:r>
+        <w:t xml:space="preserve">s </w:t>
+      </w:r>
+      <w:r>
+        <w:t>in Microsoft Power BI, enabling data-driven business decisions and improving reporting efficiency.</w:t>
+      </w:r>
+    </w:p>
+    <w:p>
+      <w:pPr>
+        <w:pStyle w:val="ListParagraph"/>
+        <w:numPr>
+          <w:ilvl w:val="0"/>
+          <w:numId w:val="4"/>
+        </w:numPr>
+        <w:spacing w:before="40" w:after="40"/>
+      </w:pPr>
+      <w:r>
+        <w:t xml:space="preserve">Extracted, queried, and manipulated </w:t>
+      </w:r>
+      <w:r>
+        <w:t>over 9,000</w:t>
+      </w:r>
+      <w:r>
+        <w:t xml:space="preserve"> datasets using SQL to support business intelligence and performance analysis requirements.</w:t>
+      </w:r>
+    </w:p>
+    <w:p>
+      <w:pPr>
+        <w:pStyle w:val="ListParagraph"/>
+        <w:numPr>
+          <w:ilvl w:val="0"/>
+          <w:numId w:val="4"/>
+        </w:numPr>
+        <w:spacing w:before="40" w:after="40"/>
+      </w:pPr>
+      <w:r>
+        <w:t xml:space="preserve">Cleaned, transformed, and </w:t>
+      </w:r>
+      <w:r>
+        <w:t>standardized</w:t>
+      </w:r>
+      <w:r>
+        <w:t xml:space="preserve"> raw datasets using Power Query, improving data quality and consistency for downstream analysis.</w:t>
+      </w:r>
+    </w:p>
+    <w:p>
+      <w:pPr>
+        <w:pStyle w:val="ListParagraph"/>
+        <w:numPr>
+          <w:ilvl w:val="0"/>
+          <w:numId w:val="4"/>
+        </w:numPr>
+        <w:spacing w:before="40" w:after="40"/>
+      </w:pPr>
+      <w:r>
+        <w:t>Conducted exploratory data analysis (EDA) using Microsoft Excel, identifying key patterns, trends, and anomalies to inform strategic recommendations.</w:t>
+      </w:r>
+    </w:p>
+    <w:p>
+      <w:pPr>
+        <w:pStyle w:val="ListParagraph"/>
+        <w:numPr>
+          <w:ilvl w:val="0"/>
+          <w:numId w:val="4"/>
+        </w:numPr>
+        <w:spacing w:before="40" w:after="40"/>
+      </w:pPr>
+      <w:r>
+        <w:t xml:space="preserve">Modelled and </w:t>
+      </w:r>
+      <w:r>
+        <w:t>visualized</w:t>
+      </w:r>
+      <w:r>
+        <w:t xml:space="preserve"> business data in Power BI, translating complex datasets into clear, actionable reports for stakeholders.</w:t>
+      </w:r>
+    </w:p>
+    <w:p>
+      <w:pPr>
+        <w:spacing w:after="40"/>
+      </w:pPr>
+    </w:p>
+    <w:p>
+      <w:pPr>
+        <w:spacing w:before="240" w:after="60"/>
+      </w:pPr>
+      <w:r>
+        <w:rPr>
+          <w:b/>
+          <w:bCs/>
+          <w:color w:val="1B3A5C"/>
+          <w:sz w:val="26"/>
+          <w:szCs w:val="26"/>
+        </w:rPr>
+        <w:t>EDUCATION</w:t>
+      </w:r>
+    </w:p>
+    <w:p>
+      <w:pPr>
+        <w:pBdr>
+          <w:bottom w:val="single" w:sz="8" w:space="4" w:color="2E6DA4"/>
+        </w:pBdr>
+        <w:spacing w:after="80"/>
+      </w:pPr>
+    </w:p>
+    <w:p>
+      <w:pPr>
+        <w:tabs>
+          <w:tab w:val="right" w:pos="9026"/>
+        </w:tabs>
+        <w:spacing w:before="120" w:after="20"/>
+      </w:pPr>
+      <w:r>
+        <w:rPr>
+          <w:b/>
+          <w:bCs/>
+          <w:color w:val="1B3A5C"/>
+          <w:sz w:val="21"/>
+          <w:szCs w:val="21"/>
+        </w:rPr>
+        <w:t>Bachelor of Science (B.Sc.) in Economics</w:t>
+      </w:r>
+      <w:r>
+        <w:tab/>
       </w:r>
       <w:r>
         <w:rPr>
@@ -343,221 +610,31 @@
           <w:sz w:val="19"/>
           <w:szCs w:val="19"/>
         </w:rPr>
-        <w:t>February</w:t>
-      </w:r>
+        <w:t>September 2019 – February 2025</w:t>
+      </w:r>
+    </w:p>
+    <w:p>
+      <w:pPr>
+        <w:spacing w:before="40" w:after="40"/>
+      </w:pPr>
       <w:r>
         <w:rPr>
           <w:i/>
           <w:iCs/>
           <w:color w:val="555555"/>
-          <w:sz w:val="19"/>
-          <w:szCs w:val="19"/>
-        </w:rPr>
-        <w:t>2026</w:t>
+        </w:rPr>
+        <w:lastRenderedPageBreak/>
+        <w:t>Ekiti State University, Ado-Ekiti</w:t>
       </w:r>
     </w:p>
     <w:p>
       <w:pPr>
         <w:pStyle w:val="ListParagraph"/>
-        <w:numPr>
-          <w:ilvl w:val="0"/>
-          <w:numId w:val="2"/>
-        </w:numPr>
         <w:spacing w:before="40" w:after="40"/>
-      </w:pPr>
-      <w:r>
-        <w:t>Analy</w:t>
-      </w:r>
-      <w:r>
-        <w:t>z</w:t>
-      </w:r>
-      <w:r>
-        <w:t>ed financial statements to identify trends, variances, and performance gaps, providing actionable insights to support management decision-making.</w:t>
-      </w:r>
-    </w:p>
-    <w:p>
-      <w:pPr>
-        <w:pStyle w:val="ListParagraph"/>
-        <w:numPr>
-          <w:ilvl w:val="0"/>
-          <w:numId w:val="2"/>
-        </w:numPr>
-        <w:spacing w:before="40" w:after="40"/>
-      </w:pPr>
-      <w:r>
-        <w:t>Developed and maintained financial models to support budgeting, forecasting, and long-range financial planning initiatives.</w:t>
-      </w:r>
-    </w:p>
-    <w:p>
-      <w:pPr>
-        <w:pStyle w:val="ListParagraph"/>
-        <w:numPr>
-          <w:ilvl w:val="0"/>
-          <w:numId w:val="2"/>
-        </w:numPr>
-        <w:spacing w:before="40" w:after="40"/>
-      </w:pPr>
-      <w:r>
-        <w:t>Assisted in producing accurate financial reports summari</w:t>
-      </w:r>
-      <w:r>
-        <w:t>z</w:t>
-      </w:r>
-      <w:r>
-        <w:t>ing key business metrics, revenue performance, and cost drivers.</w:t>
-      </w:r>
-    </w:p>
-    <w:p>
-      <w:pPr>
-        <w:pStyle w:val="ListParagraph"/>
-        <w:numPr>
-          <w:ilvl w:val="0"/>
-          <w:numId w:val="2"/>
-        </w:numPr>
-        <w:spacing w:before="40" w:after="40"/>
-      </w:pPr>
-      <w:r>
-        <w:t>Collaborated with cross-functional teams to gather data inputs and ensure the accuracy and integrity of financial information.</w:t>
-      </w:r>
-    </w:p>
-    <w:p>
-      <w:pPr>
-        <w:spacing w:after="60"/>
-      </w:pPr>
-    </w:p>
-    <w:p>
-      <w:pPr>
-        <w:tabs>
-          <w:tab w:val="right" w:pos="9026"/>
-        </w:tabs>
-        <w:spacing w:before="160" w:after="20"/>
-      </w:pPr>
-      <w:r>
-        <w:rPr>
-          <w:b/>
-          <w:bCs/>
-          <w:color w:val="1B3A5C"/>
-          <w:sz w:val="22"/>
-          <w:szCs w:val="22"/>
-        </w:rPr>
-        <w:t>Data Analyst Intern</w:t>
-      </w:r>
-      <w:r>
-        <w:rPr>
-          <w:color w:val="555555"/>
-        </w:rPr>
-        <w:t xml:space="preserve"> | </w:t>
-      </w:r>
-      <w:r>
-        <w:rPr>
-          <w:b/>
-          <w:bCs/>
-        </w:rPr>
-        <w:t>Tech</w:t>
-      </w:r>
-      <w:r>
-        <w:rPr>
-          <w:b/>
-          <w:bCs/>
-        </w:rPr>
-        <w:t>C</w:t>
-      </w:r>
-      <w:r>
-        <w:rPr>
-          <w:b/>
-          <w:bCs/>
-        </w:rPr>
-        <w:t>rush</w:t>
-      </w:r>
-      <w:r>
-        <w:tab/>
-      </w:r>
-      <w:r>
-        <w:rPr>
-          <w:i/>
-          <w:iCs/>
-          <w:color w:val="555555"/>
-          <w:sz w:val="19"/>
-          <w:szCs w:val="19"/>
-        </w:rPr>
-        <w:t>October 2025 – January 2026</w:t>
-      </w:r>
-    </w:p>
-    <w:p>
-      <w:pPr>
-        <w:pStyle w:val="ListParagraph"/>
-        <w:numPr>
-          <w:ilvl w:val="0"/>
-          <w:numId w:val="2"/>
-        </w:numPr>
-        <w:spacing w:before="40" w:after="40"/>
-      </w:pPr>
-      <w:r>
-        <w:t>Designed and deployed an interactive sales performance dashboard in Microsoft Power BI, enabling data-driven business decisions and improving reporting efficiency.</w:t>
-      </w:r>
-    </w:p>
-    <w:p>
-      <w:pPr>
-        <w:pStyle w:val="ListParagraph"/>
-        <w:numPr>
-          <w:ilvl w:val="0"/>
-          <w:numId w:val="2"/>
-        </w:numPr>
-        <w:spacing w:before="40" w:after="40"/>
-      </w:pPr>
-      <w:r>
-        <w:t>Extracted, queried, and manipulated large datasets using SQL to support business intelligence and performance analysis requirements.</w:t>
-      </w:r>
-    </w:p>
-    <w:p>
-      <w:pPr>
-        <w:pStyle w:val="ListParagraph"/>
-        <w:numPr>
-          <w:ilvl w:val="0"/>
-          <w:numId w:val="2"/>
-        </w:numPr>
-        <w:spacing w:before="40" w:after="40"/>
-      </w:pPr>
-      <w:r>
-        <w:t>Cleaned, transformed, and standardi</w:t>
-      </w:r>
-      <w:r>
-        <w:t>z</w:t>
-      </w:r>
-      <w:r>
-        <w:t>ed raw datasets using Power Query, improving data quality and consistency for downstream analysis.</w:t>
-      </w:r>
-    </w:p>
-    <w:p>
-      <w:pPr>
-        <w:pStyle w:val="ListParagraph"/>
-        <w:numPr>
-          <w:ilvl w:val="0"/>
-          <w:numId w:val="2"/>
-        </w:numPr>
-        <w:spacing w:before="40" w:after="40"/>
-      </w:pPr>
-      <w:r>
-        <w:t>Conducted exploratory data analysis (EDA) using Microsoft Excel, identifying key patterns, trends, and anomalies to inform strategic recommendations.</w:t>
-      </w:r>
-    </w:p>
-    <w:p>
-      <w:pPr>
-        <w:pStyle w:val="ListParagraph"/>
-        <w:numPr>
-          <w:ilvl w:val="0"/>
-          <w:numId w:val="2"/>
-        </w:numPr>
-        <w:spacing w:before="40" w:after="40"/>
-      </w:pPr>
-      <w:r>
-        <w:t>Modelled and visuali</w:t>
-      </w:r>
-      <w:r>
-        <w:t>z</w:t>
-      </w:r>
-      <w:r>
-        <w:t>ed business data in Power BI, translating complex datasets into clear, actionable reports for stakeholders.</w:t>
+        <w:ind w:left="600"/>
+      </w:pPr>
+      <w:r>
+        <w:t>Relevant coursework: Econometrics, Statistics, Financial Economics, Quantitative Methods, Microeconomics &amp; Macroeconomics.</w:t>
       </w:r>
     </w:p>
     <w:p>
@@ -577,8 +654,7 @@
           <w:sz w:val="26"/>
           <w:szCs w:val="26"/>
         </w:rPr>
-        <w:lastRenderedPageBreak/>
-        <w:t>EDUCATION</w:t>
+        <w:t>CERTIFICATIONS</w:t>
       </w:r>
     </w:p>
     <w:p>
@@ -591,59 +667,34 @@
     </w:p>
     <w:p>
       <w:pPr>
-        <w:tabs>
-          <w:tab w:val="right" w:pos="9026"/>
-        </w:tabs>
-        <w:spacing w:before="120" w:after="20"/>
-      </w:pPr>
-      <w:r>
-        <w:rPr>
-          <w:b/>
-          <w:bCs/>
-          <w:color w:val="1B3A5C"/>
-          <w:sz w:val="21"/>
-          <w:szCs w:val="21"/>
-        </w:rPr>
-        <w:t>Bachelor of Science (B.Sc.) in Economics</w:t>
-      </w:r>
-      <w:r>
-        <w:tab/>
-      </w:r>
-      <w:r>
-        <w:rPr>
-          <w:i/>
-          <w:iCs/>
-          <w:color w:val="555555"/>
-          <w:sz w:val="19"/>
-          <w:szCs w:val="19"/>
-        </w:rPr>
-        <w:t>September 2019 – February 2025</w:t>
-      </w:r>
-    </w:p>
-    <w:p>
-      <w:pPr>
-        <w:spacing w:before="40" w:after="40"/>
-      </w:pPr>
-      <w:r>
-        <w:rPr>
-          <w:i/>
-          <w:iCs/>
-          <w:color w:val="555555"/>
-        </w:rPr>
-        <w:t>Ekiti State University, Ado-Ekiti</w:t>
-      </w:r>
-    </w:p>
-    <w:p>
-      <w:pPr>
         <w:pStyle w:val="ListParagraph"/>
         <w:numPr>
           <w:ilvl w:val="0"/>
-          <w:numId w:val="2"/>
+          <w:numId w:val="5"/>
         </w:numPr>
         <w:spacing w:before="40" w:after="40"/>
       </w:pPr>
       <w:r>
-        <w:t>Relevant coursework: Econometrics, Statistics, Financial Economics, Quantitative Methods, Microeconomics &amp; Macroeconomics.</w:t>
+        <w:t>Tech</w:t>
+      </w:r>
+      <w:r>
+        <w:t>C</w:t>
+      </w:r>
+      <w:r>
+        <w:t>rush Data Analytics Certification</w:t>
+      </w:r>
+    </w:p>
+    <w:p>
+      <w:pPr>
+        <w:pStyle w:val="ListParagraph"/>
+        <w:numPr>
+          <w:ilvl w:val="0"/>
+          <w:numId w:val="5"/>
+        </w:numPr>
+        <w:spacing w:before="40" w:after="40"/>
+      </w:pPr>
+      <w:r>
+        <w:t>Microsoft Excel for Financial Analysis, Modelling &amp; Accounting</w:t>
       </w:r>
     </w:p>
     <w:p>
@@ -663,7 +714,7 @@
           <w:sz w:val="26"/>
           <w:szCs w:val="26"/>
         </w:rPr>
-        <w:t>CERTIFICATIONS</w:t>
+        <w:t>CAREER OBJECTIVE</w:t>
       </w:r>
     </w:p>
     <w:p>
@@ -676,71 +727,26 @@
     </w:p>
     <w:p>
       <w:pPr>
-        <w:pStyle w:val="ListParagraph"/>
-        <w:numPr>
-          <w:ilvl w:val="0"/>
-          <w:numId w:val="2"/>
-        </w:numPr>
-        <w:spacing w:before="40" w:after="40"/>
-      </w:pPr>
-      <w:r>
-        <w:t>Tech</w:t>
-      </w:r>
-      <w:r>
-        <w:t>C</w:t>
-      </w:r>
-      <w:r>
-        <w:t>rush Data Analytics Certification</w:t>
-      </w:r>
-    </w:p>
-    <w:p>
-      <w:pPr>
-        <w:pStyle w:val="ListParagraph"/>
-        <w:numPr>
-          <w:ilvl w:val="0"/>
-          <w:numId w:val="2"/>
-        </w:numPr>
-        <w:spacing w:before="40" w:after="40"/>
-      </w:pPr>
-      <w:r>
-        <w:t>Microsoft Excel for Financial Analysis, Modelling &amp; Accounting</w:t>
-      </w:r>
-    </w:p>
-    <w:p>
-      <w:pPr>
-        <w:spacing w:after="40"/>
-      </w:pPr>
-    </w:p>
-    <w:p>
-      <w:pPr>
-        <w:spacing w:before="240" w:after="60"/>
-      </w:pPr>
-      <w:r>
-        <w:rPr>
-          <w:b/>
-          <w:bCs/>
-          <w:color w:val="1B3A5C"/>
-          <w:sz w:val="26"/>
-          <w:szCs w:val="26"/>
-        </w:rPr>
-        <w:t>CAREER OBJECTIVE</w:t>
-      </w:r>
-    </w:p>
-    <w:p>
-      <w:pPr>
-        <w:pBdr>
-          <w:bottom w:val="single" w:sz="8" w:space="4" w:color="2E6DA4"/>
-        </w:pBdr>
-        <w:spacing w:after="80"/>
-      </w:pPr>
-    </w:p>
-    <w:p>
-      <w:pPr>
         <w:spacing w:before="80" w:after="80"/>
         <w:jc w:val="both"/>
       </w:pPr>
       <w:r>
-        <w:t>To leverage expertise in data analytics and financial analysis to contribute to data-driven decision-making processes, help shape impactful financial products and services, and grow as a well-rounded professional at the intersection of finance and technology.</w:t>
+        <w:t xml:space="preserve">To leverage expertise in data analytics and financial analysis to contribute to data-driven decision-making processes, help </w:t>
+      </w:r>
+      <w:r>
+        <w:t>support better decision making, drive business performance.</w:t>
+      </w:r>
+      <w:r>
+        <w:t xml:space="preserve"> </w:t>
+      </w:r>
+      <w:r>
+        <w:t>A</w:t>
+      </w:r>
+      <w:r>
+        <w:t>nd grow as a well-rounded professional</w:t>
+      </w:r>
+      <w:r>
+        <w:t xml:space="preserve"> in data analytics.</w:t>
       </w:r>
     </w:p>
     <w:sectPr>
@@ -756,10 +762,10 @@
 <file path=word/numbering.xml><?xml version="1.0" encoding="utf-8"?>
 <w:numbering xmlns:wpc="http://schemas.microsoft.com/office/word/2010/wordprocessingCanvas" xmlns:cx="http://schemas.microsoft.com/office/drawing/2014/chartex" xmlns:cx1="http://schemas.microsoft.com/office/drawing/2015/9/8/chartex" xmlns:cx2="http://schemas.microsoft.com/office/drawing/2015/10/21/chartex" xmlns:cx3="http://schemas.microsoft.com/office/drawing/2016/5/9/chartex" xmlns:cx4="http://schemas.microsoft.com/office/drawing/2016/5/10/chartex" xmlns:cx5="http://schemas.microsoft.com/office/drawing/2016/5/11/chartex" xmlns:cx6="http://schemas.microsoft.com/office/drawing/2016/5/12/chartex" xmlns:cx7="http://schemas.microsoft.com/office/drawing/2016/5/13/chartex" xmlns:cx8="http://schemas.microsoft.com/office/drawing/2016/5/14/chartex" xmlns:mc="http://schemas.openxmlformats.org/markup-compatibility/2006" xmlns:aink="http://schemas.microsoft.com/office/drawing/2016/ink" xmlns:am3d="http://schemas.microsoft.com/office/drawing/2017/model3d" xmlns:o="urn:schemas-microsoft-com:office:office" xmlns:oel="http://schemas.microsoft.com/office/2019/extlst" xmlns:r="http://schemas.openxmlformats.org/officeDocument/2006/relationships" xmlns:m="http://schemas.openxmlformats.org/officeDocument/2006/math" xmlns:v="urn:schemas-microsoft-com:vml" xmlns:wp14="http://schemas.microsoft.com/office/word/2010/wordprocessingDrawing" xmlns:wp="http://schemas.openxmlformats.org/drawingml/2006/wordprocessingDrawing" xmlns:w10="urn:schemas-microsoft-com:office:word" xmlns:w="http://schemas.openxmlformats.org/wordprocessingml/2006/main" xmlns:w14="http://schemas.microsoft.com/office/word/2010/wordml" xmlns:w15="http://schemas.microsoft.com/office/word/2012/wordml" xmlns:w16cex="http://schemas.microsoft.com/office/word/2018/wordml/cex" xmlns:w16cid="http://schemas.microsoft.com/office/word/2016/wordml/cid" xmlns:w16="http://schemas.microsoft.com/office/word/2018/wordml" xmlns:w16du="http://schemas.microsoft.com/office/word/2023/wordml/word16du" xmlns:w16sdtdh="http://schemas.microsoft.com/office/word/2020/wordml/sdtdatahash" xmlns:w16sdtfl="http://schemas.microsoft.com/office/word/2024/wordml/sdtformatlock" xmlns:w16se="http://schemas.microsoft.com/office/word/2015/wordml/symex" xmlns:wpg="http://schemas.microsoft.com/office/word/2010/wordprocessingGroup" xmlns:wpi="http://schemas.microsoft.com/office/word/2010/wordprocessingInk" xmlns:wne="http://schemas.microsoft.com/office/word/2006/wordml" xmlns:wps="http://schemas.microsoft.com/office/word/2010/wordprocessingShape" mc:Ignorable="w14 w15 w16se w16cid w16 w16cex w16sdtdh w16sdtfl w16du wp14">
   <w:abstractNum w:abstractNumId="0" w15:restartNumberingAfterBreak="0">
-    <w:nsid w:val="40763BCC"/>
+    <w:nsid w:val="20B44CDC"/>
     <w:multiLevelType w:val="hybridMultilevel"/>
-    <w:tmpl w:val="9A8EDC86"/>
-    <w:lvl w:ilvl="0" w:tplc="A036D924">
+    <w:tmpl w:val="B87AD36E"/>
+    <w:lvl w:ilvl="0" w:tplc="99A61F28">
       <w:start w:val="1"/>
       <w:numFmt w:val="bullet"/>
       <w:lvlText w:val="–"/>
@@ -768,52 +774,52 @@
         <w:ind w:left="600" w:hanging="300"/>
       </w:pPr>
     </w:lvl>
-    <w:lvl w:ilvl="1" w:tplc="E468F166">
+    <w:lvl w:ilvl="1" w:tplc="B75AA738">
       <w:numFmt w:val="decimal"/>
       <w:lvlText w:val=""/>
       <w:lvlJc w:val="left"/>
     </w:lvl>
-    <w:lvl w:ilvl="2" w:tplc="6DC24BA0">
+    <w:lvl w:ilvl="2" w:tplc="951E1B26">
       <w:numFmt w:val="decimal"/>
       <w:lvlText w:val=""/>
       <w:lvlJc w:val="left"/>
     </w:lvl>
-    <w:lvl w:ilvl="3" w:tplc="B1D01E3E">
+    <w:lvl w:ilvl="3" w:tplc="DBE202D4">
       <w:numFmt w:val="decimal"/>
       <w:lvlText w:val=""/>
       <w:lvlJc w:val="left"/>
     </w:lvl>
-    <w:lvl w:ilvl="4" w:tplc="B8B0AF5E">
+    <w:lvl w:ilvl="4" w:tplc="C486D1EC">
       <w:numFmt w:val="decimal"/>
       <w:lvlText w:val=""/>
       <w:lvlJc w:val="left"/>
     </w:lvl>
-    <w:lvl w:ilvl="5" w:tplc="5EDC7808">
+    <w:lvl w:ilvl="5" w:tplc="FA063C18">
       <w:numFmt w:val="decimal"/>
       <w:lvlText w:val=""/>
       <w:lvlJc w:val="left"/>
     </w:lvl>
-    <w:lvl w:ilvl="6" w:tplc="28EC5D3C">
+    <w:lvl w:ilvl="6" w:tplc="B5842690">
       <w:numFmt w:val="decimal"/>
       <w:lvlText w:val=""/>
       <w:lvlJc w:val="left"/>
     </w:lvl>
-    <w:lvl w:ilvl="7" w:tplc="42727E66">
+    <w:lvl w:ilvl="7" w:tplc="B01211B2">
       <w:numFmt w:val="decimal"/>
       <w:lvlText w:val=""/>
       <w:lvlJc w:val="left"/>
     </w:lvl>
-    <w:lvl w:ilvl="8" w:tplc="9D36C2E4">
+    <w:lvl w:ilvl="8" w:tplc="3750738A">
       <w:numFmt w:val="decimal"/>
       <w:lvlText w:val=""/>
       <w:lvlJc w:val="left"/>
     </w:lvl>
   </w:abstractNum>
   <w:abstractNum w:abstractNumId="1" w15:restartNumberingAfterBreak="0">
-    <w:nsid w:val="4A0C7F86"/>
+    <w:nsid w:val="333A6915"/>
     <w:multiLevelType w:val="hybridMultilevel"/>
-    <w:tmpl w:val="F520913A"/>
-    <w:lvl w:ilvl="0" w:tplc="F882257E">
+    <w:tmpl w:val="83560C36"/>
+    <w:lvl w:ilvl="0" w:tplc="F83E14B6">
       <w:start w:val="1"/>
       <w:numFmt w:val="bullet"/>
       <w:lvlText w:val="●"/>
@@ -822,7 +828,7 @@
         <w:ind w:left="720" w:hanging="360"/>
       </w:pPr>
     </w:lvl>
-    <w:lvl w:ilvl="1" w:tplc="DBDAD468">
+    <w:lvl w:ilvl="1" w:tplc="D0E6C43A">
       <w:start w:val="1"/>
       <w:numFmt w:val="bullet"/>
       <w:lvlText w:val="○"/>
@@ -831,7 +837,7 @@
         <w:ind w:left="1440" w:hanging="360"/>
       </w:pPr>
     </w:lvl>
-    <w:lvl w:ilvl="2" w:tplc="47E8F60C">
+    <w:lvl w:ilvl="2" w:tplc="94CE3778">
       <w:start w:val="1"/>
       <w:numFmt w:val="bullet"/>
       <w:lvlText w:val="■"/>
@@ -840,7 +846,7 @@
         <w:ind w:left="2160" w:hanging="360"/>
       </w:pPr>
     </w:lvl>
-    <w:lvl w:ilvl="3" w:tplc="D784A5CE">
+    <w:lvl w:ilvl="3" w:tplc="89EA737A">
       <w:start w:val="1"/>
       <w:numFmt w:val="bullet"/>
       <w:lvlText w:val="●"/>
@@ -849,7 +855,7 @@
         <w:ind w:left="2880" w:hanging="360"/>
       </w:pPr>
     </w:lvl>
-    <w:lvl w:ilvl="4" w:tplc="662875CC">
+    <w:lvl w:ilvl="4" w:tplc="A25AD9C2">
       <w:start w:val="1"/>
       <w:numFmt w:val="bullet"/>
       <w:lvlText w:val="○"/>
@@ -858,7 +864,7 @@
         <w:ind w:left="3600" w:hanging="360"/>
       </w:pPr>
     </w:lvl>
-    <w:lvl w:ilvl="5" w:tplc="B10A7E26">
+    <w:lvl w:ilvl="5" w:tplc="8A4C1C8C">
       <w:start w:val="1"/>
       <w:numFmt w:val="bullet"/>
       <w:lvlText w:val="■"/>
@@ -867,7 +873,7 @@
         <w:ind w:left="4320" w:hanging="360"/>
       </w:pPr>
     </w:lvl>
-    <w:lvl w:ilvl="6" w:tplc="1626005C">
+    <w:lvl w:ilvl="6" w:tplc="8216E77C">
       <w:start w:val="1"/>
       <w:numFmt w:val="bullet"/>
       <w:lvlText w:val="●"/>
@@ -876,7 +882,7 @@
         <w:ind w:left="5040" w:hanging="360"/>
       </w:pPr>
     </w:lvl>
-    <w:lvl w:ilvl="7" w:tplc="3DD68CEA">
+    <w:lvl w:ilvl="7" w:tplc="42B0B82E">
       <w:start w:val="1"/>
       <w:numFmt w:val="bullet"/>
       <w:lvlText w:val="●"/>
@@ -885,7 +891,7 @@
         <w:ind w:left="5760" w:hanging="360"/>
       </w:pPr>
     </w:lvl>
-    <w:lvl w:ilvl="8" w:tplc="6B6EC426">
+    <w:lvl w:ilvl="8" w:tplc="71C86938">
       <w:start w:val="1"/>
       <w:numFmt w:val="bullet"/>
       <w:lvlText w:val="●"/>
@@ -895,17 +901,365 @@
       </w:pPr>
     </w:lvl>
   </w:abstractNum>
-  <w:num w:numId="1" w16cid:durableId="1376150601">
+  <w:abstractNum w:abstractNumId="2" w15:restartNumberingAfterBreak="0">
+    <w:nsid w:val="48DA2905"/>
+    <w:multiLevelType w:val="hybridMultilevel"/>
+    <w:tmpl w:val="AB382776"/>
+    <w:lvl w:ilvl="0" w:tplc="04090001">
+      <w:start w:val="1"/>
+      <w:numFmt w:val="bullet"/>
+      <w:lvlText w:val=""/>
+      <w:lvlJc w:val="left"/>
+      <w:pPr>
+        <w:ind w:left="720" w:hanging="360"/>
+      </w:pPr>
+      <w:rPr>
+        <w:rFonts w:ascii="Symbol" w:hAnsi="Symbol" w:hint="default"/>
+      </w:rPr>
+    </w:lvl>
+    <w:lvl w:ilvl="1" w:tplc="04090003" w:tentative="1">
+      <w:start w:val="1"/>
+      <w:numFmt w:val="bullet"/>
+      <w:lvlText w:val="o"/>
+      <w:lvlJc w:val="left"/>
+      <w:pPr>
+        <w:ind w:left="1440" w:hanging="360"/>
+      </w:pPr>
+      <w:rPr>
+        <w:rFonts w:ascii="Courier New" w:hAnsi="Courier New" w:cs="Courier New" w:hint="default"/>
+      </w:rPr>
+    </w:lvl>
+    <w:lvl w:ilvl="2" w:tplc="04090005" w:tentative="1">
+      <w:start w:val="1"/>
+      <w:numFmt w:val="bullet"/>
+      <w:lvlText w:val=""/>
+      <w:lvlJc w:val="left"/>
+      <w:pPr>
+        <w:ind w:left="2160" w:hanging="360"/>
+      </w:pPr>
+      <w:rPr>
+        <w:rFonts w:ascii="Wingdings" w:hAnsi="Wingdings" w:hint="default"/>
+      </w:rPr>
+    </w:lvl>
+    <w:lvl w:ilvl="3" w:tplc="04090001" w:tentative="1">
+      <w:start w:val="1"/>
+      <w:numFmt w:val="bullet"/>
+      <w:lvlText w:val=""/>
+      <w:lvlJc w:val="left"/>
+      <w:pPr>
+        <w:ind w:left="2880" w:hanging="360"/>
+      </w:pPr>
+      <w:rPr>
+        <w:rFonts w:ascii="Symbol" w:hAnsi="Symbol" w:hint="default"/>
+      </w:rPr>
+    </w:lvl>
+    <w:lvl w:ilvl="4" w:tplc="04090003" w:tentative="1">
+      <w:start w:val="1"/>
+      <w:numFmt w:val="bullet"/>
+      <w:lvlText w:val="o"/>
+      <w:lvlJc w:val="left"/>
+      <w:pPr>
+        <w:ind w:left="3600" w:hanging="360"/>
+      </w:pPr>
+      <w:rPr>
+        <w:rFonts w:ascii="Courier New" w:hAnsi="Courier New" w:cs="Courier New" w:hint="default"/>
+      </w:rPr>
+    </w:lvl>
+    <w:lvl w:ilvl="5" w:tplc="04090005" w:tentative="1">
+      <w:start w:val="1"/>
+      <w:numFmt w:val="bullet"/>
+      <w:lvlText w:val=""/>
+      <w:lvlJc w:val="left"/>
+      <w:pPr>
+        <w:ind w:left="4320" w:hanging="360"/>
+      </w:pPr>
+      <w:rPr>
+        <w:rFonts w:ascii="Wingdings" w:hAnsi="Wingdings" w:hint="default"/>
+      </w:rPr>
+    </w:lvl>
+    <w:lvl w:ilvl="6" w:tplc="04090001" w:tentative="1">
+      <w:start w:val="1"/>
+      <w:numFmt w:val="bullet"/>
+      <w:lvlText w:val=""/>
+      <w:lvlJc w:val="left"/>
+      <w:pPr>
+        <w:ind w:left="5040" w:hanging="360"/>
+      </w:pPr>
+      <w:rPr>
+        <w:rFonts w:ascii="Symbol" w:hAnsi="Symbol" w:hint="default"/>
+      </w:rPr>
+    </w:lvl>
+    <w:lvl w:ilvl="7" w:tplc="04090003" w:tentative="1">
+      <w:start w:val="1"/>
+      <w:numFmt w:val="bullet"/>
+      <w:lvlText w:val="o"/>
+      <w:lvlJc w:val="left"/>
+      <w:pPr>
+        <w:ind w:left="5760" w:hanging="360"/>
+      </w:pPr>
+      <w:rPr>
+        <w:rFonts w:ascii="Courier New" w:hAnsi="Courier New" w:cs="Courier New" w:hint="default"/>
+      </w:rPr>
+    </w:lvl>
+    <w:lvl w:ilvl="8" w:tplc="04090005" w:tentative="1">
+      <w:start w:val="1"/>
+      <w:numFmt w:val="bullet"/>
+      <w:lvlText w:val=""/>
+      <w:lvlJc w:val="left"/>
+      <w:pPr>
+        <w:ind w:left="6480" w:hanging="360"/>
+      </w:pPr>
+      <w:rPr>
+        <w:rFonts w:ascii="Wingdings" w:hAnsi="Wingdings" w:hint="default"/>
+      </w:rPr>
+    </w:lvl>
+  </w:abstractNum>
+  <w:abstractNum w:abstractNumId="3" w15:restartNumberingAfterBreak="0">
+    <w:nsid w:val="5CAB614F"/>
+    <w:multiLevelType w:val="hybridMultilevel"/>
+    <w:tmpl w:val="DEA28A1A"/>
+    <w:lvl w:ilvl="0" w:tplc="04090001">
+      <w:start w:val="1"/>
+      <w:numFmt w:val="bullet"/>
+      <w:lvlText w:val=""/>
+      <w:lvlJc w:val="left"/>
+      <w:pPr>
+        <w:ind w:left="1320" w:hanging="360"/>
+      </w:pPr>
+      <w:rPr>
+        <w:rFonts w:ascii="Symbol" w:hAnsi="Symbol" w:hint="default"/>
+      </w:rPr>
+    </w:lvl>
+    <w:lvl w:ilvl="1" w:tplc="04090003" w:tentative="1">
+      <w:start w:val="1"/>
+      <w:numFmt w:val="bullet"/>
+      <w:lvlText w:val="o"/>
+      <w:lvlJc w:val="left"/>
+      <w:pPr>
+        <w:ind w:left="2040" w:hanging="360"/>
+      </w:pPr>
+      <w:rPr>
+        <w:rFonts w:ascii="Courier New" w:hAnsi="Courier New" w:cs="Courier New" w:hint="default"/>
+      </w:rPr>
+    </w:lvl>
+    <w:lvl w:ilvl="2" w:tplc="04090005" w:tentative="1">
+      <w:start w:val="1"/>
+      <w:numFmt w:val="bullet"/>
+      <w:lvlText w:val=""/>
+      <w:lvlJc w:val="left"/>
+      <w:pPr>
+        <w:ind w:left="2760" w:hanging="360"/>
+      </w:pPr>
+      <w:rPr>
+        <w:rFonts w:ascii="Wingdings" w:hAnsi="Wingdings" w:hint="default"/>
+      </w:rPr>
+    </w:lvl>
+    <w:lvl w:ilvl="3" w:tplc="04090001" w:tentative="1">
+      <w:start w:val="1"/>
+      <w:numFmt w:val="bullet"/>
+      <w:lvlText w:val=""/>
+      <w:lvlJc w:val="left"/>
+      <w:pPr>
+        <w:ind w:left="3480" w:hanging="360"/>
+      </w:pPr>
+      <w:rPr>
+        <w:rFonts w:ascii="Symbol" w:hAnsi="Symbol" w:hint="default"/>
+      </w:rPr>
+    </w:lvl>
+    <w:lvl w:ilvl="4" w:tplc="04090003" w:tentative="1">
+      <w:start w:val="1"/>
+      <w:numFmt w:val="bullet"/>
+      <w:lvlText w:val="o"/>
+      <w:lvlJc w:val="left"/>
+      <w:pPr>
+        <w:ind w:left="4200" w:hanging="360"/>
+      </w:pPr>
+      <w:rPr>
+        <w:rFonts w:ascii="Courier New" w:hAnsi="Courier New" w:cs="Courier New" w:hint="default"/>
+      </w:rPr>
+    </w:lvl>
+    <w:lvl w:ilvl="5" w:tplc="04090005" w:tentative="1">
+      <w:start w:val="1"/>
+      <w:numFmt w:val="bullet"/>
+      <w:lvlText w:val=""/>
+      <w:lvlJc w:val="left"/>
+      <w:pPr>
+        <w:ind w:left="4920" w:hanging="360"/>
+      </w:pPr>
+      <w:rPr>
+        <w:rFonts w:ascii="Wingdings" w:hAnsi="Wingdings" w:hint="default"/>
+      </w:rPr>
+    </w:lvl>
+    <w:lvl w:ilvl="6" w:tplc="04090001" w:tentative="1">
+      <w:start w:val="1"/>
+      <w:numFmt w:val="bullet"/>
+      <w:lvlText w:val=""/>
+      <w:lvlJc w:val="left"/>
+      <w:pPr>
+        <w:ind w:left="5640" w:hanging="360"/>
+      </w:pPr>
+      <w:rPr>
+        <w:rFonts w:ascii="Symbol" w:hAnsi="Symbol" w:hint="default"/>
+      </w:rPr>
+    </w:lvl>
+    <w:lvl w:ilvl="7" w:tplc="04090003" w:tentative="1">
+      <w:start w:val="1"/>
+      <w:numFmt w:val="bullet"/>
+      <w:lvlText w:val="o"/>
+      <w:lvlJc w:val="left"/>
+      <w:pPr>
+        <w:ind w:left="6360" w:hanging="360"/>
+      </w:pPr>
+      <w:rPr>
+        <w:rFonts w:ascii="Courier New" w:hAnsi="Courier New" w:cs="Courier New" w:hint="default"/>
+      </w:rPr>
+    </w:lvl>
+    <w:lvl w:ilvl="8" w:tplc="04090005" w:tentative="1">
+      <w:start w:val="1"/>
+      <w:numFmt w:val="bullet"/>
+      <w:lvlText w:val=""/>
+      <w:lvlJc w:val="left"/>
+      <w:pPr>
+        <w:ind w:left="7080" w:hanging="360"/>
+      </w:pPr>
+      <w:rPr>
+        <w:rFonts w:ascii="Wingdings" w:hAnsi="Wingdings" w:hint="default"/>
+      </w:rPr>
+    </w:lvl>
+  </w:abstractNum>
+  <w:abstractNum w:abstractNumId="4" w15:restartNumberingAfterBreak="0">
+    <w:nsid w:val="62133F85"/>
+    <w:multiLevelType w:val="hybridMultilevel"/>
+    <w:tmpl w:val="2696A1A6"/>
+    <w:lvl w:ilvl="0" w:tplc="04090001">
+      <w:start w:val="1"/>
+      <w:numFmt w:val="bullet"/>
+      <w:lvlText w:val=""/>
+      <w:lvlJc w:val="left"/>
+      <w:pPr>
+        <w:ind w:left="1320" w:hanging="360"/>
+      </w:pPr>
+      <w:rPr>
+        <w:rFonts w:ascii="Symbol" w:hAnsi="Symbol" w:hint="default"/>
+      </w:rPr>
+    </w:lvl>
+    <w:lvl w:ilvl="1" w:tplc="04090003" w:tentative="1">
+      <w:start w:val="1"/>
+      <w:numFmt w:val="bullet"/>
+      <w:lvlText w:val="o"/>
+      <w:lvlJc w:val="left"/>
+      <w:pPr>
+        <w:ind w:left="2040" w:hanging="360"/>
+      </w:pPr>
+      <w:rPr>
+        <w:rFonts w:ascii="Courier New" w:hAnsi="Courier New" w:cs="Courier New" w:hint="default"/>
+      </w:rPr>
+    </w:lvl>
+    <w:lvl w:ilvl="2" w:tplc="04090005" w:tentative="1">
+      <w:start w:val="1"/>
+      <w:numFmt w:val="bullet"/>
+      <w:lvlText w:val=""/>
+      <w:lvlJc w:val="left"/>
+      <w:pPr>
+        <w:ind w:left="2760" w:hanging="360"/>
+      </w:pPr>
+      <w:rPr>
+        <w:rFonts w:ascii="Wingdings" w:hAnsi="Wingdings" w:hint="default"/>
+      </w:rPr>
+    </w:lvl>
+    <w:lvl w:ilvl="3" w:tplc="04090001" w:tentative="1">
+      <w:start w:val="1"/>
+      <w:numFmt w:val="bullet"/>
+      <w:lvlText w:val=""/>
+      <w:lvlJc w:val="left"/>
+      <w:pPr>
+        <w:ind w:left="3480" w:hanging="360"/>
+      </w:pPr>
+      <w:rPr>
+        <w:rFonts w:ascii="Symbol" w:hAnsi="Symbol" w:hint="default"/>
+      </w:rPr>
+    </w:lvl>
+    <w:lvl w:ilvl="4" w:tplc="04090003" w:tentative="1">
+      <w:start w:val="1"/>
+      <w:numFmt w:val="bullet"/>
+      <w:lvlText w:val="o"/>
+      <w:lvlJc w:val="left"/>
+      <w:pPr>
+        <w:ind w:left="4200" w:hanging="360"/>
+      </w:pPr>
+      <w:rPr>
+        <w:rFonts w:ascii="Courier New" w:hAnsi="Courier New" w:cs="Courier New" w:hint="default"/>
+      </w:rPr>
+    </w:lvl>
+    <w:lvl w:ilvl="5" w:tplc="04090005" w:tentative="1">
+      <w:start w:val="1"/>
+      <w:numFmt w:val="bullet"/>
+      <w:lvlText w:val=""/>
+      <w:lvlJc w:val="left"/>
+      <w:pPr>
+        <w:ind w:left="4920" w:hanging="360"/>
+      </w:pPr>
+      <w:rPr>
+        <w:rFonts w:ascii="Wingdings" w:hAnsi="Wingdings" w:hint="default"/>
+      </w:rPr>
+    </w:lvl>
+    <w:lvl w:ilvl="6" w:tplc="04090001" w:tentative="1">
+      <w:start w:val="1"/>
+      <w:numFmt w:val="bullet"/>
+      <w:lvlText w:val=""/>
+      <w:lvlJc w:val="left"/>
+      <w:pPr>
+        <w:ind w:left="5640" w:hanging="360"/>
+      </w:pPr>
+      <w:rPr>
+        <w:rFonts w:ascii="Symbol" w:hAnsi="Symbol" w:hint="default"/>
+      </w:rPr>
+    </w:lvl>
+    <w:lvl w:ilvl="7" w:tplc="04090003" w:tentative="1">
+      <w:start w:val="1"/>
+      <w:numFmt w:val="bullet"/>
+      <w:lvlText w:val="o"/>
+      <w:lvlJc w:val="left"/>
+      <w:pPr>
+        <w:ind w:left="6360" w:hanging="360"/>
+      </w:pPr>
+      <w:rPr>
+        <w:rFonts w:ascii="Courier New" w:hAnsi="Courier New" w:cs="Courier New" w:hint="default"/>
+      </w:rPr>
+    </w:lvl>
+    <w:lvl w:ilvl="8" w:tplc="04090005" w:tentative="1">
+      <w:start w:val="1"/>
+      <w:numFmt w:val="bullet"/>
+      <w:lvlText w:val=""/>
+      <w:lvlJc w:val="left"/>
+      <w:pPr>
+        <w:ind w:left="7080" w:hanging="360"/>
+      </w:pPr>
+      <w:rPr>
+        <w:rFonts w:ascii="Wingdings" w:hAnsi="Wingdings" w:hint="default"/>
+      </w:rPr>
+    </w:lvl>
+  </w:abstractNum>
+  <w:num w:numId="1" w16cid:durableId="1053577195">
     <w:abstractNumId w:val="1"/>
     <w:lvlOverride w:ilvl="0">
       <w:startOverride w:val="1"/>
     </w:lvlOverride>
   </w:num>
-  <w:num w:numId="2" w16cid:durableId="992680769">
+  <w:num w:numId="2" w16cid:durableId="650184047">
     <w:abstractNumId w:val="0"/>
     <w:lvlOverride w:ilvl="0">
       <w:startOverride w:val="1"/>
     </w:lvlOverride>
+  </w:num>
+  <w:num w:numId="3" w16cid:durableId="638875254">
+    <w:abstractNumId w:val="4"/>
+  </w:num>
+  <w:num w:numId="4" w16cid:durableId="1920678637">
+    <w:abstractNumId w:val="3"/>
+  </w:num>
+  <w:num w:numId="5" w16cid:durableId="1905023337">
+    <w:abstractNumId w:val="2"/>
   </w:num>
 </w:numbering>
 </file>
